--- a/regions/LME_047/Model_validation_47_2_East_China_Sea_(2018).docx
+++ b/regions/LME_047/Model_validation_47_2_East_China_Sea_(2018).docx
@@ -1198,7 +1198,7 @@
               <w:t>=</w:t>
             </w:r>
             <w:r>
-              <w:t>0.1%, EE=</w:t>
+              <w:t>0.10%, EE=</w:t>
             </w:r>
             <w:r>
               <w:t>0</w:t>
@@ -1968,7 +1968,7 @@
               <w:jc w:val="center"/>
             </w:pPr>
             <w:r>
-              <w:t>33.1814%</w:t>
+              <w:t>33%</w:t>
             </w:r>
           </w:p>
         </w:tc>
@@ -1995,7 +1995,7 @@
               <w:jc w:val="center"/>
             </w:pPr>
             <w:r>
-              <w:t>53.7495%</w:t>
+              <w:t>54%</w:t>
             </w:r>
           </w:p>
         </w:tc>
@@ -2080,7 +2080,7 @@
               <w:jc w:val="center"/>
             </w:pPr>
             <w:r>
-              <w:t>52.6265%</w:t>
+              <w:t>53%</w:t>
             </w:r>
           </w:p>
         </w:tc>
@@ -2107,7 +2107,7 @@
               <w:jc w:val="center"/>
             </w:pPr>
             <w:r>
-              <w:t>41.2222%</w:t>
+              <w:t>41%</w:t>
             </w:r>
           </w:p>
         </w:tc>
@@ -2192,7 +2192,7 @@
               <w:jc w:val="center"/>
             </w:pPr>
             <w:r>
-              <w:t>0.0494%</w:t>
+              <w:t>0.049%</w:t>
             </w:r>
           </w:p>
         </w:tc>
@@ -2219,7 +2219,7 @@
               <w:jc w:val="center"/>
             </w:pPr>
             <w:r>
-              <w:t>0.2036%</w:t>
+              <w:t>0.20%</w:t>
             </w:r>
           </w:p>
         </w:tc>
@@ -2304,7 +2304,7 @@
               <w:jc w:val="center"/>
             </w:pPr>
             <w:r>
-              <w:t>14.1427%</w:t>
+              <w:t>14%</w:t>
             </w:r>
           </w:p>
         </w:tc>
@@ -2331,7 +2331,7 @@
               <w:jc w:val="center"/>
             </w:pPr>
             <w:r>
-              <w:t>4.8247%</w:t>
+              <w:t>4.8%</w:t>
             </w:r>
           </w:p>
         </w:tc>
@@ -2416,7 +2416,7 @@
               <w:jc w:val="center"/>
             </w:pPr>
             <w:r>
-              <w:t>0.0000%</w:t>
+              <w:t>0%</w:t>
             </w:r>
           </w:p>
         </w:tc>
@@ -2443,7 +2443,7 @@
               <w:jc w:val="center"/>
             </w:pPr>
             <w:r>
-              <w:t>0.0000%</w:t>
+              <w:t>0%</w:t>
             </w:r>
           </w:p>
         </w:tc>
@@ -2667,7 +2667,7 @@
               <w:jc w:val="center"/>
             </w:pPr>
             <w:r>
-              <w:t>53.3678%</w:t>
+              <w:t>53%</w:t>
             </w:r>
           </w:p>
         </w:tc>
@@ -2752,7 +2752,7 @@
               <w:jc w:val="center"/>
             </w:pPr>
             <w:r>
-              <w:t>19.6360%</w:t>
+              <w:t>20%</w:t>
             </w:r>
           </w:p>
         </w:tc>
@@ -2837,7 +2837,7 @@
               <w:jc w:val="center"/>
             </w:pPr>
             <w:r>
-              <w:t>17.3951%</w:t>
+              <w:t>17%</w:t>
             </w:r>
           </w:p>
         </w:tc>
@@ -2922,7 +2922,7 @@
               <w:jc w:val="center"/>
             </w:pPr>
             <w:r>
-              <w:t>3.2080%</w:t>
+              <w:t>3.2%</w:t>
             </w:r>
           </w:p>
         </w:tc>
@@ -3007,7 +3007,7 @@
               <w:jc w:val="center"/>
             </w:pPr>
             <w:r>
-              <w:t>2.7290%</w:t>
+              <w:t>2.7%</w:t>
             </w:r>
           </w:p>
         </w:tc>
@@ -3092,7 +3092,7 @@
               <w:jc w:val="center"/>
             </w:pPr>
             <w:r>
-              <w:t>2.0957%</w:t>
+              <w:t>2.1%</w:t>
             </w:r>
           </w:p>
         </w:tc>
@@ -3177,7 +3177,7 @@
               <w:jc w:val="center"/>
             </w:pPr>
             <w:r>
-              <w:t>1.2439%</w:t>
+              <w:t>1.2%</w:t>
             </w:r>
           </w:p>
         </w:tc>
@@ -3262,7 +3262,7 @@
               <w:jc w:val="center"/>
             </w:pPr>
             <w:r>
-              <w:t>0.2036%</w:t>
+              <w:t>0.20%</w:t>
             </w:r>
           </w:p>
         </w:tc>
@@ -3347,7 +3347,7 @@
               <w:jc w:val="center"/>
             </w:pPr>
             <w:r>
-              <w:t>0.1181%</w:t>
+              <w:t>0.12%</w:t>
             </w:r>
           </w:p>
         </w:tc>
@@ -3684,7 +3684,7 @@
               <w:jc w:val="center"/>
             </w:pPr>
             <w:r>
-              <w:t>93.0667%</w:t>
+              <w:t>93%</w:t>
             </w:r>
           </w:p>
         </w:tc>
@@ -3769,7 +3769,7 @@
               <w:jc w:val="center"/>
             </w:pPr>
             <w:r>
-              <w:t>2.0569%</w:t>
+              <w:t>2.1%</w:t>
             </w:r>
           </w:p>
         </w:tc>
@@ -3854,7 +3854,7 @@
               <w:jc w:val="center"/>
             </w:pPr>
             <w:r>
-              <w:t>4.8763%</w:t>
+              <w:t>4.9%</w:t>
             </w:r>
           </w:p>
         </w:tc>
